--- a/ULTIMA/Introduction/Cover Page.docx
+++ b/ULTIMA/Introduction/Cover Page.docx
@@ -32,7 +32,7 @@
           <w:sz w:val="24"/>
           <w:sz-cs w:val="24"/>
         </w:rPr>
-        <w:t xml:space="preserve">Phase 1 - Scheduler and Semaphore</w:t>
+        <w:t xml:space="preserve">Phase 1 - Scheduler, Semaphore, and Memory Manager</w:t>
       </w:r>
     </w:p>
     <w:p>
@@ -98,7 +98,7 @@
           <w:sz w:val="24"/>
           <w:sz-cs w:val="24"/>
         </w:rPr>
-        <w:t xml:space="preserve">- Stewart Pawley - Group Leader, Scheduler and Integration - spawley@iu.edu</w:t>
+        <w:t xml:space="preserve">- Stewart Pawley - Group Leader, Scheduler, Memory Manager, and Integration - spawley@iu.edu</w:t>
       </w:r>
     </w:p>
     <w:p>
@@ -330,6 +330,17 @@
           <w:sz-cs w:val="24"/>
         </w:rPr>
         <w:t xml:space="preserve">- Phase 1 submission document</w:t>
+      </w:r>
+    </w:p>
+    <w:p>
+      <w:pPr/>
+      <w:r>
+        <w:rPr>
+          <w:rFonts w:ascii="Helvetica Light" w:hAnsi="Helvetica Light" w:cs="Helvetica Light"/>
+          <w:sz w:val="24"/>
+          <w:sz-cs w:val="24"/>
+        </w:rPr>
+        <w:t xml:space="preserve">- Memory-manager module: Mem_mgr.h / Mem_mgr.cpp</w:t>
       </w:r>
     </w:p>
     <w:sectPr/>
